--- a/docs/irb/submission/Recruitment_Materials_DRAFT.docx
+++ b/docs/irb/submission/Recruitment_Materials_DRAFT.docx
@@ -136,7 +136,7 @@
           <w:rFonts w:ascii="Arial" w:hAnsi="Arial"/>
           <w:b/>
         </w:rPr>
-        <w:t>Gaze-Contingent AI Assistance and Self-Similar Voice in Mixed Reality Visual Search</w:t>
+        <w:t>Follow My Voice: Gaze-Contingent XR Search with a Self-Similar Agent</w:t>
       </w:r>
     </w:p>
     <w:p>
@@ -184,7 +184,7 @@
           <w:rFonts w:ascii="Arial" w:hAnsi="Arial"/>
           <w:b w:val="0"/>
         </w:rPr>
-        <w:t>If you participate, you will wear an HTC Vive Focus Vision headset, look for virtual colored shapes, receive spoken hints, answer questionnaires, and record about 1–2 minutes of your own speech. An approved third-party speech service will use the recording to create a private synthetic voice that resembles you for study prompts. The study also records eye-gaze interaction data and task performance. It does not save room video, face video, webcam video, or raw eye-camera images.</w:t>
+        <w:t>If you participate, you will remain seated in a swivel chair while wearing an HTC Vive Focus Vision headset, turn to look for virtual colored shapes arranged around you, receive spoken hints, answer questionnaires, and record about 1–2 minutes of your own speech. The task includes practice and four 16-trial blocks (64 experimental trials). An approved third-party speech service will use the recording to create a private synthetic voice that resembles you for study prompts. The study also records eye-gaze interaction data and task performance. It does not save room video, face video, webcam video, or raw eye-camera images.</w:t>
       </w:r>
     </w:p>
     <w:p>
@@ -406,7 +406,20 @@
           <w:rFonts w:ascii="Arial" w:hAnsi="Arial"/>
           <w:b w:val="0"/>
         </w:rPr>
-        <w:t>• Search for virtual colored shapes</w:t>
+        <w:t>• Remain seated and turn in a swivel chair to search around you</w:t>
+      </w:r>
+    </w:p>
+    <w:p>
+      <w:pPr>
+        <w:spacing w:after="40"/>
+        <w:ind w:left="360" w:hanging="259"/>
+      </w:pPr>
+      <w:r>
+        <w:rPr>
+          <w:rFonts w:ascii="Arial" w:hAnsi="Arial"/>
+          <w:b w:val="0"/>
+        </w:rPr>
+        <w:t>• Complete practice and four 16-trial search blocks</w:t>
       </w:r>
     </w:p>
     <w:p>
@@ -489,7 +502,7 @@
           <w:rFonts w:ascii="Arial" w:hAnsi="Arial"/>
           <w:b w:val="0"/>
         </w:rPr>
-        <w:t>You may qualify if you are age 18 or older, can consent in English, can safely use a mixed-reality headset, and agree to the short voice recording and private voice-cloning procedure.</w:t>
+        <w:t>You may qualify if you are age 18 or older, can consent in English, can safely use a mixed-reality headset and turn while seated, and agree to the short voice recording and private voice-cloning procedure.</w:t>
       </w:r>
     </w:p>
     <w:p>

--- a/docs/irb/submission/Recruitment_Materials_DRAFT.docx
+++ b/docs/irb/submission/Recruitment_Materials_DRAFT.docx
@@ -91,7 +91,7 @@
         </w:rPr>
         <w:t>DRAFT — NOT FOR SUBMISSION OR PARTICIPANT USE</w:t>
         <w:br/>
-        <w:t>Resolve all OPEN DECISION items and obtain UCF approval before use.</w:t>
+        <w:t>Complete all ADMINISTRATIVE INPUT and INSTITUTIONAL CONFIRMATION items, verify implementation, and obtain UCF approval before use.</w:t>
       </w:r>
     </w:p>
     <w:p>
@@ -145,7 +145,7 @@
           <w:rFonts w:ascii="Arial" w:hAnsi="Arial"/>
           <w:b w:val="0"/>
         </w:rPr>
-        <w:t>Use only the versions and channels approved by UCF. Replace every open decision before use.</w:t>
+        <w:t>Use only the versions and channels approved by UCF. Complete the administrative contact/location fields before submission.</w:t>
       </w:r>
     </w:p>
     <w:p>
@@ -184,7 +184,7 @@
           <w:rFonts w:ascii="Arial" w:hAnsi="Arial"/>
           <w:b w:val="0"/>
         </w:rPr>
-        <w:t>If you participate, you will remain seated in a swivel chair while wearing an HTC Vive Focus Vision headset, turn to look for virtual colored shapes arranged around you, receive spoken hints, answer questionnaires, and record about 1–2 minutes of your own speech. The task includes practice and four 16-trial blocks (64 experimental trials). An approved third-party speech service will use the recording to create a private synthetic voice that resembles you for study prompts. The study also records eye-gaze interaction data and task performance. It does not save room video, face video, webcam video, or raw eye-camera images.</w:t>
+        <w:t>If you participate, you will remain seated in a swivel chair while wearing an HTC Vive Focus Vision headset, turn to look for virtual colored shapes arranged around you, receive spoken hints, answer questionnaires, and record about 1–2 minutes of your own speech. The task includes practice and four search blocks with up to 16 trials each (up to 64 experimental trials total). Offline software on a UCF-managed research computer will use the recording to create a private synthetic voice that resembles you for fixed study prompts. Your recording and synthetic voice will not be sent to an outside voice service. The study also records eye-gaze interaction data and task performance. It does not save room video, face video, webcam video, or raw eye-camera images.</w:t>
       </w:r>
     </w:p>
     <w:p>
@@ -193,16 +193,14 @@
           <w:rFonts w:ascii="Arial" w:hAnsi="Arial"/>
           <w:b w:val="0"/>
         </w:rPr>
-        <w:t xml:space="preserve">The visit will take about </w:t>
+        <w:t xml:space="preserve">The visit will take up to </w:t>
       </w:r>
       <w:r>
         <w:rPr>
           <w:rFonts w:ascii="Arial" w:hAnsi="Arial"/>
           <w:b/>
-          <w:color w:val="9C0006"/>
-          <w:highlight w:val="yellow"/>
         </w:rPr>
-        <w:t>[OPEN DECISION: duration]</w:t>
+        <w:t>75 minutes</w:t>
       </w:r>
       <w:r>
         <w:rPr>
@@ -215,33 +213,29 @@
         <w:rPr>
           <w:rFonts w:ascii="Arial" w:hAnsi="Arial"/>
           <w:b/>
-          <w:color w:val="9C0006"/>
-          <w:highlight w:val="yellow"/>
         </w:rPr>
-        <w:t>[OPEN DECISION: UCF lab/location]</w:t>
+        <w:t>UCF Main Campus (HEC 208, HEC 308, or BYC 119)</w:t>
       </w:r>
       <w:r>
         <w:rPr>
           <w:rFonts w:ascii="Arial" w:hAnsi="Arial"/>
           <w:b w:val="0"/>
         </w:rPr>
-        <w:t xml:space="preserve">. Compensation is </w:t>
+        <w:t xml:space="preserve">. If you sign consent and begin screening, you will receive a </w:t>
       </w:r>
       <w:r>
         <w:rPr>
           <w:rFonts w:ascii="Arial" w:hAnsi="Arial"/>
           <w:b/>
-          <w:color w:val="9C0006"/>
-          <w:highlight w:val="yellow"/>
         </w:rPr>
-        <w:t>[OPEN DECISION: amount/form or state no compensation]</w:t>
+        <w:t>$15 gift card</w:t>
       </w:r>
       <w:r>
         <w:rPr>
           <w:rFonts w:ascii="Arial" w:hAnsi="Arial"/>
           <w:b w:val="0"/>
         </w:rPr>
-        <w:t>.</w:t>
+        <w:t>, even if you later withdraw or the session stops.</w:t>
       </w:r>
     </w:p>
     <w:p>
@@ -274,10 +268,8 @@
         <w:rPr>
           <w:rFonts w:ascii="Arial" w:hAnsi="Arial"/>
           <w:b/>
-          <w:color w:val="9C0006"/>
-          <w:highlight w:val="yellow"/>
         </w:rPr>
-        <w:t>[OPEN DECISION: study email/phone or approved screening link]</w:t>
+        <w:t>Dr. Roshan Venkatakrishnan at roshan.venkatakrishnan@ucf.edu</w:t>
       </w:r>
       <w:r>
         <w:rPr>
@@ -315,10 +307,8 @@
         <w:rPr>
           <w:rFonts w:ascii="Arial" w:hAnsi="Arial"/>
           <w:b/>
-          <w:color w:val="9C0006"/>
-          <w:highlight w:val="yellow"/>
         </w:rPr>
-        <w:t>[OPEN DECISION]</w:t>
+        <w:t>Dr. Roshan Venkatakrishnan, roshan.venkatakrishnan@ucf.edu</w:t>
       </w:r>
     </w:p>
     <w:p>
@@ -330,7 +320,7 @@
           <w:rFonts w:ascii="Arial" w:hAnsi="Arial"/>
           <w:b/>
         </w:rPr>
-        <w:t>Flyer or Research-Portal Listing</w:t>
+        <w:t>Flyer or Social-Media Listing</w:t>
       </w:r>
     </w:p>
     <w:p>
@@ -364,23 +354,14 @@
           <w:rFonts w:ascii="Arial" w:hAnsi="Arial"/>
           <w:b w:val="0"/>
         </w:rPr>
-        <w:t xml:space="preserve">• One </w:t>
+        <w:t xml:space="preserve">• One lab visit lasting up to </w:t>
       </w:r>
       <w:r>
         <w:rPr>
           <w:rFonts w:ascii="Arial" w:hAnsi="Arial"/>
           <w:b/>
-          <w:color w:val="9C0006"/>
-          <w:highlight w:val="yellow"/>
         </w:rPr>
-        <w:t>[OPEN DECISION: duration]</w:t>
-      </w:r>
-      <w:r>
-        <w:rPr>
-          <w:rFonts w:ascii="Arial" w:hAnsi="Arial"/>
-          <w:b w:val="0"/>
-        </w:rPr>
-        <w:t xml:space="preserve"> lab visit</w:t>
+        <w:t>75 minutes</w:t>
       </w:r>
     </w:p>
     <w:p>
@@ -419,7 +400,7 @@
           <w:rFonts w:ascii="Arial" w:hAnsi="Arial"/>
           <w:b w:val="0"/>
         </w:rPr>
-        <w:t>• Complete practice and four 16-trial search blocks</w:t>
+        <w:t>• Complete practice and four search blocks with up to 16 trials each</w:t>
       </w:r>
     </w:p>
     <w:p>
@@ -484,16 +465,14 @@
           <w:rFonts w:ascii="Arial" w:hAnsi="Arial"/>
           <w:b w:val="0"/>
         </w:rPr>
-        <w:t xml:space="preserve">• Compensation: </w:t>
+        <w:t xml:space="preserve">• </w:t>
       </w:r>
       <w:r>
         <w:rPr>
           <w:rFonts w:ascii="Arial" w:hAnsi="Arial"/>
           <w:b/>
-          <w:color w:val="9C0006"/>
-          <w:highlight w:val="yellow"/>
         </w:rPr>
-        <w:t>[OPEN DECISION]</w:t>
+        <w:t>$15 gift card after consent and screening begin, including early withdrawal/stops</w:t>
       </w:r>
     </w:p>
     <w:p>
@@ -517,10 +496,8 @@
         <w:rPr>
           <w:rFonts w:ascii="Arial" w:hAnsi="Arial"/>
           <w:b/>
-          <w:color w:val="9C0006"/>
-          <w:highlight w:val="yellow"/>
         </w:rPr>
-        <w:t>[OPEN DECISION: approved contact/link]</w:t>
+        <w:t>Contact Dr. Roshan Venkatakrishnan at roshan.venkatakrishnan@ucf.edu</w:t>
       </w:r>
     </w:p>
     <w:p>
@@ -646,17 +623,15 @@
     </w:p>
     <w:p>
       <w:pPr>
-        <w:spacing w:before="240"/>
-        <w:jc w:val="center"/>
+        <w:spacing w:after="40"/>
+        <w:ind w:left="360" w:hanging="259"/>
       </w:pPr>
       <w:r>
         <w:rPr>
           <w:rFonts w:ascii="Arial" w:hAnsi="Arial"/>
-          <w:i/>
-          <w:color w:val="646464"/>
-          <w:sz w:val="16"/>
+          <w:b w:val="0"/>
         </w:rPr>
-        <w:t>Draft generated from HRP-503 - TEMPLATE - Protocol.docx structure and styles. Content source: recruitment.md.</w:t>
+        <w:t>• Use only approved UCF email, physical/digital flyers, approved social-media posts, and the verbal referral script. Do not use SONA/course credit in the initial protocol.</w:t>
       </w:r>
     </w:p>
     <w:sectPr>

--- a/docs/irb/submission/Recruitment_Materials_DRAFT.docx
+++ b/docs/irb/submission/Recruitment_Materials_DRAFT.docx
@@ -68,30 +68,6 @@
             </a:graphic>
           </wp:inline>
         </w:drawing>
-      </w:r>
-    </w:p>
-    <w:p>
-      <w:pPr>
-        <w:spacing w:after="100"/>
-        <w:jc w:val="center"/>
-        <w:shd w:fill="FCE4D6"/>
-        <w:pBdr>
-          <w:top w:val="single" w:sz="4" w:color="F4B084"/>
-          <w:left w:val="single" w:sz="4" w:color="F4B084"/>
-          <w:bottom w:val="single" w:sz="4" w:color="F4B084"/>
-          <w:right w:val="single" w:sz="4" w:color="F4B084"/>
-        </w:pBdr>
-      </w:pPr>
-      <w:r>
-        <w:rPr>
-          <w:rFonts w:ascii="Arial" w:hAnsi="Arial"/>
-          <w:b/>
-          <w:color w:val="9C0006"/>
-          <w:sz w:val="18"/>
-        </w:rPr>
-        <w:t>DRAFT — NOT FOR SUBMISSION OR PARTICIPANT USE</w:t>
-        <w:br/>
-        <w:t>Complete all ADMINISTRATIVE INPUT and INSTITUTIONAL CONFIRMATION items, verify implementation, and obtain UCF approval before use.</w:t>
       </w:r>
     </w:p>
     <w:p>

--- a/docs/irb/submission/Recruitment_Materials_DRAFT.docx
+++ b/docs/irb/submission/Recruitment_Materials_DRAFT.docx
@@ -160,7 +160,7 @@
           <w:rFonts w:ascii="Arial" w:hAnsi="Arial"/>
           <w:b w:val="0"/>
         </w:rPr>
-        <w:t>If you participate, you will remain seated in a swivel chair while wearing an HTC Vive Focus Vision headset, turn to look for virtual colored shapes arranged around you, receive spoken hints, answer questionnaires, and record about 1–2 minutes of your own speech. The task includes practice and four search blocks with up to 16 trials each (up to 64 experimental trials total). Offline software on a UCF-managed research computer will use the recording to create a private synthetic voice that resembles you for fixed study prompts. Your recording and synthetic voice will not be sent to an outside voice service. The study also records eye-gaze interaction data and task performance. It does not save room video, face video, webcam video, or raw eye-camera images.</w:t>
+        <w:t>If you participate, you will remain seated while wearing an HTC Vive Focus Vision headset, turn to look for virtual colored shapes arranged around you, receive spoken hints, answer questionnaires, and record about 1–2 minutes of your own speech. The task includes practice and four search blocks with up to 16 trials each (up to 64 experimental trials total). Offline software on a UCF-managed research computer will use the recording to create a private synthetic voice that resembles you for fixed study prompts. Your recording and synthetic voice will not be sent to an outside voice service. The study also records eye-gaze interaction data and task performance. It does not save room video, face video, webcam video, or raw eye-camera images.</w:t>
       </w:r>
     </w:p>
     <w:p>
@@ -363,7 +363,7 @@
           <w:rFonts w:ascii="Arial" w:hAnsi="Arial"/>
           <w:b w:val="0"/>
         </w:rPr>
-        <w:t>• Remain seated and turn in a swivel chair to search around you</w:t>
+        <w:t>• Remain seated and turn to search for objects arranged around you</w:t>
       </w:r>
     </w:p>
     <w:p>
